--- a/policies/build/masters/MOM.7_v2_master.docx
+++ b/policies/build/masters/MOM.7_v2_master.docx
@@ -11,40 +11,25 @@
         <w:rPr>
           <w:b/>
           <w:bCs/>
+          <w:sz w:val="28"/>
+          <w:szCs w:val="28"/>
+        </w:rPr>
+        <w:t>Policy on Patients Are Monitored After Medication Administration</w:t>
+      </w:r>
+    </w:p>
+    <w:p>
+      <w:pPr>
+        <w:spacing w:after="60"/>
+        <w:jc w:val="center"/>
+      </w:pPr>
+      <w:r>
+        <w:rPr>
+          <w:b/>
+          <w:bCs/>
           <w:sz w:val="32"/>
           <w:szCs w:val="32"/>
         </w:rPr>
         <w:t xml:space="preserve">«Hospital Name»</w:t>
-      </w:r>
-    </w:p>
-    <w:p>
-      <w:pPr>
-        <w:spacing w:after="60"/>
-        <w:jc w:val="center"/>
-      </w:pPr>
-      <w:r>
-        <w:rPr>
-          <w:b/>
-          <w:bCs/>
-          <w:sz w:val="28"/>
-          <w:szCs w:val="28"/>
-        </w:rPr>
-        <w:t xml:space="preserve">Patients Are Monitored After Medication Administration</w:t>
-      </w:r>
-    </w:p>
-    <w:p>
-      <w:pPr>
-        <w:spacing w:after="240"/>
-        <w:jc w:val="center"/>
-      </w:pPr>
-      <w:r>
-        <w:rPr>
-          <w:i/>
-          <w:iCs/>
-          <w:sz w:val="20"/>
-          <w:szCs w:val="20"/>
-        </w:rPr>
-        <w:t xml:space="preserve">Post-administration monitoring, event capture, reporting and CAPA.</w:t>
       </w:r>
     </w:p>
     <w:p>
@@ -2392,177 +2377,6 @@
         <w:t xml:space="preserve">The Nursing Superintendent holds signed acknowledgements with the induction record.</w:t>
       </w:r>
     </w:p>
-    <w:p>
-      <w:pPr>
-        <w:pStyle w:val="Heading1"/>
-        <w:spacing w:after="120" w:before="280"/>
-      </w:pPr>
-      <w:r>
-        <w:t xml:space="preserve">9. References</w:t>
-      </w:r>
-    </w:p>
-    <w:p>
-      <w:pPr>
-        <w:pStyle w:val="ListParagraph"/>
-        <w:numPr>
-          <w:ilvl w:val="0"/>
-          <w:numId w:val="1"/>
-        </w:numPr>
-        <w:spacing w:after="60"/>
-      </w:pPr>
-      <w:r>
-        <w:rPr>
-          <w:sz w:val="22"/>
-          <w:szCs w:val="22"/>
-        </w:rPr>
-        <w:t xml:space="preserve">National Accreditation Board for Hospitals and Healthcare Providers (NABH), Standards for Small Healthcare Organisations, 3rd Edition — Management of Medication chapter, standard MOM.7.</w:t>
-      </w:r>
-    </w:p>
-    <w:p>
-      <w:pPr>
-        <w:pStyle w:val="ListParagraph"/>
-        <w:numPr>
-          <w:ilvl w:val="0"/>
-          <w:numId w:val="1"/>
-        </w:numPr>
-        <w:spacing w:after="60"/>
-      </w:pPr>
-      <w:r>
-        <w:rPr>
-          <w:sz w:val="22"/>
-          <w:szCs w:val="22"/>
-        </w:rPr>
-        <w:t xml:space="preserve">Pharmacovigilance Programme of India (PvPI) — ADR reporting requirements.</w:t>
-      </w:r>
-    </w:p>
-    <w:p>
-      <w:pPr>
-        <w:pStyle w:val="ListParagraph"/>
-        <w:numPr>
-          <w:ilvl w:val="0"/>
-          <w:numId w:val="1"/>
-        </w:numPr>
-        <w:spacing w:after="60"/>
-      </w:pPr>
-      <w:r>
-        <w:rPr>
-          <w:sz w:val="22"/>
-          <w:szCs w:val="22"/>
-        </w:rPr>
-        <w:t xml:space="preserve">Internal documents of «Hospital Name»: medication administration record (MAR); medication incident form; PSQ.5 incident reporting system; MOM.3 prescription audit; committee meeting minutes.</w:t>
-      </w:r>
-    </w:p>
-    <w:p>
-      <w:pPr>
-        <w:pStyle w:val="Heading1"/>
-        <w:spacing w:after="120" w:before="280"/>
-      </w:pPr>
-      <w:r>
-        <w:t xml:space="preserve">10. Distribution</w:t>
-      </w:r>
-    </w:p>
-    <w:p>
-      <w:pPr>
-        <w:spacing w:after="140"/>
-      </w:pPr>
-      <w:r>
-        <w:rPr>
-          <w:sz w:val="22"/>
-          <w:szCs w:val="22"/>
-        </w:rPr>
-        <w:t xml:space="preserve">Official master copy: office of the Medical Superintendent, «Hospital Name», with the Pharmacy In-Charge and the Quality Coordinator.</w:t>
-      </w:r>
-    </w:p>
-    <w:p>
-      <w:pPr>
-        <w:spacing w:after="140"/>
-      </w:pPr>
-      <w:r>
-        <w:rPr>
-          <w:sz w:val="22"/>
-          <w:szCs w:val="22"/>
-        </w:rPr>
-        <w:t xml:space="preserve">Copies issued to: pharmacy; every in-patient ward; emergency room; ICU where it exists; nursing administration.</w:t>
-      </w:r>
-    </w:p>
-    <w:p>
-      <w:pPr>
-        <w:spacing w:after="140"/>
-      </w:pPr>
-      <w:r>
-        <w:rPr>
-          <w:sz w:val="22"/>
-          <w:szCs w:val="22"/>
-        </w:rPr>
-        <w:t xml:space="preserve">The current version is available to all staff at the «nursing station policy file» and, if the hospital keeps an intranet, at «staff intranet / policies».</w:t>
-      </w:r>
-    </w:p>
-    <w:p>
-      <w:pPr>
-        <w:spacing w:after="140"/>
-      </w:pPr>
-      <w:r>
-        <w:rPr>
-          <w:sz w:val="22"/>
-          <w:szCs w:val="22"/>
-        </w:rPr>
-        <w:t xml:space="preserve">When a new version is issued, take old copies out of use.</w:t>
-      </w:r>
-    </w:p>
-    <w:p>
-      <w:pPr>
-        <w:pStyle w:val="Heading1"/>
-        <w:spacing w:after="120" w:before="280"/>
-      </w:pPr>
-      <w:r>
-        <w:t xml:space="preserve">11. Abbreviations</w:t>
-      </w:r>
-    </w:p>
-    <w:p>
-      <w:pPr>
-        <w:spacing w:after="140"/>
-      </w:pPr>
-      <w:r>
-        <w:rPr>
-          <w:sz w:val="22"/>
-          <w:szCs w:val="22"/>
-        </w:rPr>
-        <w:t xml:space="preserve">ADR — adverse drug reaction
-AMC — ADR Monitoring Centre
-CAPA — corrective and preventive action
-IV — intravenous
-MAR — medication administration record
-MOM — Management of Medication (NABH SHCO chapter 7)
-NABH — National Accreditation Board for Hospitals and Healthcare Providers
-OE — objective element
-PSQ — Patient Safety and Quality Improvement (NABH SHCO chapter 3)
-PvPI — Pharmacovigilance Programme of India
-SHCO — Standards for Small Healthcare Organisations</w:t>
-      </w:r>
-    </w:p>
-    <w:p>
-      <w:pPr>
-        <w:pStyle w:val="Heading1"/>
-        <w:spacing w:after="120" w:before="280"/>
-      </w:pPr>
-      <w:r>
-        <w:t xml:space="preserve">12. Traceability to NABH SHCO 3rd Edition MOM.7</w:t>
-      </w:r>
-    </w:p>
-    <w:p>
-      <w:pPr>
-        <w:spacing w:after="120"/>
-      </w:pPr>
-      <w:r>
-        <w:rPr>
-          <w:i/>
-          <w:iCs/>
-          <w:sz w:val="20"/>
-          <w:szCs w:val="20"/>
-        </w:rPr>
-        <w:t xml:space="preserve">This table is an index. It is not how the policy is organised.</w:t>
-      </w:r>
-    </w:p>
     <w:tbl>
       <w:tblPr>
         <w:tblW w:type="pct" w:w="100%"/>
@@ -3132,7 +2946,95 @@
         <w:spacing w:after="120" w:before="280"/>
       </w:pPr>
       <w:r>
-        <w:t xml:space="preserve">13. Required Records / Evidence Checklist</w:t>
+        <w:t>9. Distribution</w:t>
+      </w:r>
+    </w:p>
+    <w:p>
+      <w:pPr>
+        <w:spacing w:after="140"/>
+      </w:pPr>
+      <w:r>
+        <w:rPr>
+          <w:sz w:val="22"/>
+          <w:szCs w:val="22"/>
+        </w:rPr>
+        <w:t xml:space="preserve">Official master copy: office of the Medical Superintendent, «Hospital Name», with the Pharmacy In-Charge and the Quality Coordinator.</w:t>
+      </w:r>
+    </w:p>
+    <w:p>
+      <w:pPr>
+        <w:spacing w:after="140"/>
+      </w:pPr>
+      <w:r>
+        <w:rPr>
+          <w:sz w:val="22"/>
+          <w:szCs w:val="22"/>
+        </w:rPr>
+        <w:t xml:space="preserve">Copies issued to: pharmacy; every in-patient ward; emergency room; ICU where it exists; nursing administration.</w:t>
+      </w:r>
+    </w:p>
+    <w:p>
+      <w:pPr>
+        <w:spacing w:after="140"/>
+      </w:pPr>
+      <w:r>
+        <w:rPr>
+          <w:sz w:val="22"/>
+          <w:szCs w:val="22"/>
+        </w:rPr>
+        <w:t xml:space="preserve">The current version is available to all staff at the «nursing station policy file» and, if the hospital keeps an intranet, at «staff intranet / policies».</w:t>
+      </w:r>
+    </w:p>
+    <w:p>
+      <w:pPr>
+        <w:spacing w:after="140"/>
+      </w:pPr>
+      <w:r>
+        <w:rPr>
+          <w:sz w:val="22"/>
+          <w:szCs w:val="22"/>
+        </w:rPr>
+        <w:t xml:space="preserve">When a new version is issued, take old copies out of use.</w:t>
+      </w:r>
+    </w:p>
+    <w:p>
+      <w:pPr>
+        <w:pStyle w:val="Heading1"/>
+        <w:spacing w:after="120" w:before="280"/>
+      </w:pPr>
+      <w:r>
+        <w:t>10. Abbreviations</w:t>
+      </w:r>
+    </w:p>
+    <w:p>
+      <w:pPr>
+        <w:spacing w:after="140"/>
+      </w:pPr>
+      <w:r>
+        <w:rPr>
+          <w:sz w:val="22"/>
+          <w:szCs w:val="22"/>
+        </w:rPr>
+        <w:t xml:space="preserve">ADR — adverse drug reaction
+AMC — ADR Monitoring Centre
+CAPA — corrective and preventive action
+IV — intravenous
+MAR — medication administration record
+MOM — Management of Medication (NABH SHCO chapter 7)
+NABH — National Accreditation Board for Hospitals and Healthcare Providers
+OE — objective element
+PSQ — Patient Safety and Quality Improvement (NABH SHCO chapter 3)
+PvPI — Pharmacovigilance Programme of India
+SHCO — Standards for Small Healthcare Organisations</w:t>
+      </w:r>
+    </w:p>
+    <w:p>
+      <w:pPr>
+        <w:pStyle w:val="Heading1"/>
+        <w:spacing w:after="120" w:before="280"/>
+      </w:pPr>
+      <w:r>
+        <w:t>11. Traceability to NABH SHCO 3rd Edition MOM.7</w:t>
       </w:r>
     </w:p>
     <w:p>
@@ -3146,6 +3048,29 @@
           <w:sz w:val="20"/>
           <w:szCs w:val="20"/>
         </w:rPr>
+        <w:t xml:space="preserve">This table is an index. It is not how the policy is organised.</w:t>
+      </w:r>
+    </w:p>
+    <w:p>
+      <w:pPr>
+        <w:pStyle w:val="Heading1"/>
+        <w:spacing w:after="120" w:before="280"/>
+      </w:pPr>
+      <w:r>
+        <w:t>12. Required Records / Evidence Checklist</w:t>
+      </w:r>
+    </w:p>
+    <w:p>
+      <w:pPr>
+        <w:spacing w:after="120"/>
+      </w:pPr>
+      <w:r>
+        <w:rPr>
+          <w:i/>
+          <w:iCs/>
+          <w:sz w:val="20"/>
+          <w:szCs w:val="20"/>
+        </w:rPr>
         <w:t xml:space="preserve">Records the hospital holds under this policy, listed by objective element.</w:t>
       </w:r>
     </w:p>
@@ -3498,6 +3423,66 @@
           <w:szCs w:val="22"/>
         </w:rPr>
         <w:t xml:space="preserve">Closure evidence for each action item.</w:t>
+      </w:r>
+    </w:p>
+    <w:p>
+      <w:pPr>
+        <w:pStyle w:val="Heading1"/>
+        <w:spacing w:after="120" w:before="280"/>
+      </w:pPr>
+      <w:r>
+        <w:t>13. References</w:t>
+      </w:r>
+    </w:p>
+    <w:p>
+      <w:pPr>
+        <w:pStyle w:val="ListParagraph"/>
+        <w:numPr>
+          <w:ilvl w:val="0"/>
+          <w:numId w:val="1"/>
+        </w:numPr>
+        <w:spacing w:after="60"/>
+      </w:pPr>
+      <w:r>
+        <w:rPr>
+          <w:sz w:val="22"/>
+          <w:szCs w:val="22"/>
+        </w:rPr>
+        <w:t xml:space="preserve">National Accreditation Board for Hospitals and Healthcare Providers (NABH), Standards for Small Healthcare Organisations, 3rd Edition — Management of Medication chapter, standard MOM.7.</w:t>
+      </w:r>
+    </w:p>
+    <w:p>
+      <w:pPr>
+        <w:pStyle w:val="ListParagraph"/>
+        <w:numPr>
+          <w:ilvl w:val="0"/>
+          <w:numId w:val="1"/>
+        </w:numPr>
+        <w:spacing w:after="60"/>
+      </w:pPr>
+      <w:r>
+        <w:rPr>
+          <w:sz w:val="22"/>
+          <w:szCs w:val="22"/>
+        </w:rPr>
+        <w:t xml:space="preserve">Pharmacovigilance Programme of India (PvPI) — ADR reporting requirements.</w:t>
+      </w:r>
+    </w:p>
+    <w:p>
+      <w:pPr>
+        <w:pStyle w:val="ListParagraph"/>
+        <w:numPr>
+          <w:ilvl w:val="0"/>
+          <w:numId w:val="1"/>
+        </w:numPr>
+        <w:spacing w:after="60"/>
+      </w:pPr>
+      <w:r>
+        <w:rPr>
+          <w:sz w:val="22"/>
+          <w:szCs w:val="22"/>
+        </w:rPr>
+        <w:t xml:space="preserve">Internal documents of «Hospital Name»: medication administration record (MAR); medication incident form; PSQ.5 incident reporting system; MOM.3 prescription audit; committee meeting minutes.</w:t>
       </w:r>
     </w:p>
     <w:p>
@@ -3622,7 +3607,7 @@
         <w:sz w:val="16"/>
         <w:szCs w:val="16"/>
       </w:rPr>
-      <w:t xml:space="preserve">«Hospital Name»  |  MOM/POL/07  |  Controlled document  |  Patients Are Monitored After Medication Administration</w:t>
+      <w:t>«Hospital Name»  |  MOM/POL/07  |  Controlled document  |  Policy on Patients Are Monitored After Medication Administration</w:t>
     </w:r>
   </w:p>
 </w:ftr>

--- a/policies/build/masters/MOM.7_v2_master.docx
+++ b/policies/build/masters/MOM.7_v2_master.docx
@@ -1181,7 +1181,7 @@
           <w:sz w:val="22"/>
           <w:szCs w:val="22"/>
         </w:rPr>
-        <w:t xml:space="preserve">Actions are tracked to closure by the Quality Coordinator. Root-cause analysis is required when the same event type recurs within six months. Aggregate trends (medication-error rate, ADR rate) are reported to the committee «quarterly» and used to set improvement targets.</w:t>
+        <w:t>Actions are tracked to closure by the Quality Coordinator. Root-cause analysis is required when the same event type recurs; the organisation's defined recurrence threshold applies, as documented in the hospital's Root Cause Analysis procedure. Aggregate trends (medication-error rate, ADR rate) are reported to the committee «quarterly» and used to set improvement targets.</w:t>
       </w:r>
     </w:p>
     <w:p>
@@ -1558,7 +1558,7 @@
           <w:sz w:val="22"/>
           <w:szCs w:val="22"/>
         </w:rPr>
-        <w:t xml:space="preserve">Root-cause analysis is required when the same event type recurs within six months.</w:t>
+        <w:t>Root-cause analysis is required when the same event type recurs; the organisation's defined recurrence threshold applies, as documented in the hospital's Root Cause Analysis procedure.</w:t>
       </w:r>
     </w:p>
     <w:p>

--- a/policies/build/masters/MOM.7_v2_master.docx
+++ b/policies/build/masters/MOM.7_v2_master.docx
@@ -2394,6 +2394,7 @@
         <w:gridCol w:w="100"/>
         <w:gridCol w:w="100"/>
         <w:gridCol w:w="100"/>
+        <w:gridCol w:w="100"/>
       </w:tblGrid>
       <w:tr>
         <w:tc>
@@ -2421,6 +2422,26 @@
         </w:tc>
         <w:tc>
           <w:tcPr>
+            <w:tcW w:type="pct" w:w="12%"/>
+            <w:tcBorders>
+              <w:top w:val="single" w:color="999999" w:sz="4"/>
+              <w:left w:val="single" w:color="999999" w:sz="4"/>
+              <w:bottom w:val="single" w:color="999999" w:sz="4"/>
+              <w:right w:val="single" w:color="999999" w:sz="4"/>
+            </w:tcBorders>
+            <w:shd w:fill="E8E8E8" w:val="clear"/>
+          </w:tcPr>
+          <w:p>
+            <w:r>
+              <w:rPr>
+                <w:b/>
+              </w:rPr>
+              <w:t>Level</w:t>
+            </w:r>
+          </w:p>
+        </w:tc>
+        <w:tc>
+          <w:tcPr>
             <w:tcW w:type="pct" w:w="32%"/>
             <w:tcBorders>
               <w:top w:val="single" w:color="999999" w:sz="4"/>
@@ -2514,6 +2535,22 @@
         </w:tc>
         <w:tc>
           <w:tcPr>
+            <w:tcW w:type="pct" w:w="12%"/>
+            <w:tcBorders>
+              <w:top w:val="single" w:color="999999" w:sz="4"/>
+              <w:left w:val="single" w:color="999999" w:sz="4"/>
+              <w:bottom w:val="single" w:color="999999" w:sz="4"/>
+              <w:right w:val="single" w:color="999999" w:sz="4"/>
+            </w:tcBorders>
+          </w:tcPr>
+          <w:p>
+            <w:r>
+              <w:t>Commitment*</w:t>
+            </w:r>
+          </w:p>
+        </w:tc>
+        <w:tc>
+          <w:tcPr>
             <w:tcW w:type="pct" w:w="32%"/>
             <w:tcBorders>
               <w:top w:val="single" w:color="999999" w:sz="4"/>
@@ -2604,6 +2641,22 @@
         </w:tc>
         <w:tc>
           <w:tcPr>
+            <w:tcW w:type="pct" w:w="12%"/>
+            <w:tcBorders>
+              <w:top w:val="single" w:color="999999" w:sz="4"/>
+              <w:left w:val="single" w:color="999999" w:sz="4"/>
+              <w:bottom w:val="single" w:color="999999" w:sz="4"/>
+              <w:right w:val="single" w:color="999999" w:sz="4"/>
+            </w:tcBorders>
+          </w:tcPr>
+          <w:p>
+            <w:r>
+              <w:t>Commitment</w:t>
+            </w:r>
+          </w:p>
+        </w:tc>
+        <w:tc>
+          <w:tcPr>
             <w:tcW w:type="pct" w:w="32%"/>
             <w:tcBorders>
               <w:top w:val="single" w:color="999999" w:sz="4"/>
@@ -2694,6 +2747,22 @@
         </w:tc>
         <w:tc>
           <w:tcPr>
+            <w:tcW w:type="pct" w:w="12%"/>
+            <w:tcBorders>
+              <w:top w:val="single" w:color="999999" w:sz="4"/>
+              <w:left w:val="single" w:color="999999" w:sz="4"/>
+              <w:bottom w:val="single" w:color="999999" w:sz="4"/>
+              <w:right w:val="single" w:color="999999" w:sz="4"/>
+            </w:tcBorders>
+          </w:tcPr>
+          <w:p>
+            <w:r>
+              <w:t>CORE*</w:t>
+            </w:r>
+          </w:p>
+        </w:tc>
+        <w:tc>
+          <w:tcPr>
             <w:tcW w:type="pct" w:w="32%"/>
             <w:tcBorders>
               <w:top w:val="single" w:color="999999" w:sz="4"/>
@@ -2784,6 +2853,22 @@
         </w:tc>
         <w:tc>
           <w:tcPr>
+            <w:tcW w:type="pct" w:w="12%"/>
+            <w:tcBorders>
+              <w:top w:val="single" w:color="999999" w:sz="4"/>
+              <w:left w:val="single" w:color="999999" w:sz="4"/>
+              <w:bottom w:val="single" w:color="999999" w:sz="4"/>
+              <w:right w:val="single" w:color="999999" w:sz="4"/>
+            </w:tcBorders>
+          </w:tcPr>
+          <w:p>
+            <w:r>
+              <w:t>Commitment*</w:t>
+            </w:r>
+          </w:p>
+        </w:tc>
+        <w:tc>
+          <w:tcPr>
             <w:tcW w:type="pct" w:w="32%"/>
             <w:tcBorders>
               <w:top w:val="single" w:color="999999" w:sz="4"/>
@@ -2874,6 +2959,22 @@
         </w:tc>
         <w:tc>
           <w:tcPr>
+            <w:tcW w:type="pct" w:w="12%"/>
+            <w:tcBorders>
+              <w:top w:val="single" w:color="999999" w:sz="4"/>
+              <w:left w:val="single" w:color="999999" w:sz="4"/>
+              <w:bottom w:val="single" w:color="999999" w:sz="4"/>
+              <w:right w:val="single" w:color="999999" w:sz="4"/>
+            </w:tcBorders>
+          </w:tcPr>
+          <w:p>
+            <w:r>
+              <w:t>Commitment</w:t>
+            </w:r>
+          </w:p>
+        </w:tc>
+        <w:tc>
+          <w:tcPr>
             <w:tcW w:type="pct" w:w="32%"/>
             <w:tcBorders>
               <w:top w:val="single" w:color="999999" w:sz="4"/>
@@ -3006,28 +3107,527 @@
         <w:t>10. Abbreviations</w:t>
       </w:r>
     </w:p>
-    <w:p>
-      <w:pPr>
-        <w:spacing w:after="140"/>
-      </w:pPr>
-      <w:r>
-        <w:rPr>
-          <w:sz w:val="22"/>
-          <w:szCs w:val="22"/>
-        </w:rPr>
-        <w:t xml:space="preserve">ADR — adverse drug reaction
-AMC — ADR Monitoring Centre
-CAPA — corrective and preventive action
-IV — intravenous
-MAR — medication administration record
-MOM — Management of Medication (NABH SHCO chapter 7)
-NABH — National Accreditation Board for Hospitals and Healthcare Providers
-OE — objective element
-PSQ — Patient Safety and Quality Improvement (NABH SHCO chapter 3)
-PvPI — Pharmacovigilance Programme of India
-SHCO — Standards for Small Healthcare Organisations</w:t>
-      </w:r>
-    </w:p>
+    <w:tbl>
+      <w:tblPr>
+        <w:tblW w:type="pct" w:w="100%"/>
+        <w:tblBorders>
+          <w:top w:val="single" w:color="auto" w:sz="4"/>
+          <w:left w:val="single" w:color="auto" w:sz="4"/>
+          <w:bottom w:val="single" w:color="auto" w:sz="4"/>
+          <w:right w:val="single" w:color="auto" w:sz="4"/>
+          <w:insideH w:val="single" w:color="auto" w:sz="4"/>
+          <w:insideV w:val="single" w:color="auto" w:sz="4"/>
+        </w:tblBorders>
+      </w:tblPr>
+      <w:tblGrid>
+        <w:gridCol w:w="100"/>
+        <w:gridCol w:w="100"/>
+      </w:tblGrid>
+      <w:tr>
+        <w:tc>
+          <w:tcPr>
+            <w:tcW w:type="pct" w:w="22%"/>
+            <w:tcBorders>
+              <w:top w:val="single" w:color="999999" w:sz="4"/>
+              <w:left w:val="single" w:color="999999" w:sz="4"/>
+              <w:bottom w:val="single" w:color="999999" w:sz="4"/>
+              <w:right w:val="single" w:color="999999" w:sz="4"/>
+            </w:tcBorders>
+            <w:shd w:fill="E8E8E8" w:val="clear"/>
+          </w:tcPr>
+          <w:p>
+            <w:r>
+              <w:rPr>
+                <w:b/>
+              </w:rPr>
+              <w:t>Abbreviation</w:t>
+            </w:r>
+          </w:p>
+        </w:tc>
+        <w:tc>
+          <w:tcPr>
+            <w:tcW w:type="pct" w:w="22%"/>
+            <w:tcBorders>
+              <w:top w:val="single" w:color="999999" w:sz="4"/>
+              <w:left w:val="single" w:color="999999" w:sz="4"/>
+              <w:bottom w:val="single" w:color="999999" w:sz="4"/>
+              <w:right w:val="single" w:color="999999" w:sz="4"/>
+            </w:tcBorders>
+            <w:shd w:fill="E8E8E8" w:val="clear"/>
+          </w:tcPr>
+          <w:p>
+            <w:r>
+              <w:rPr>
+                <w:b/>
+              </w:rPr>
+              <w:t>Meaning</w:t>
+            </w:r>
+          </w:p>
+        </w:tc>
+      </w:tr>
+      <w:tr>
+        <w:tc>
+          <w:tcPr>
+            <w:tcW w:type="pct" w:w="22%"/>
+            <w:tcBorders>
+              <w:top w:val="single" w:color="999999" w:sz="4"/>
+              <w:left w:val="single" w:color="999999" w:sz="4"/>
+              <w:bottom w:val="single" w:color="999999" w:sz="4"/>
+              <w:right w:val="single" w:color="999999" w:sz="4"/>
+            </w:tcBorders>
+            <w:shd w:fill="E8E8E8" w:val="clear"/>
+          </w:tcPr>
+          <w:p>
+            <w:r>
+              <w:rPr>
+                <w:b w:val="0"/>
+              </w:rPr>
+              <w:t>ADR</w:t>
+            </w:r>
+          </w:p>
+        </w:tc>
+        <w:tc>
+          <w:tcPr>
+            <w:tcW w:type="pct" w:w="22%"/>
+            <w:tcBorders>
+              <w:top w:val="single" w:color="999999" w:sz="4"/>
+              <w:left w:val="single" w:color="999999" w:sz="4"/>
+              <w:bottom w:val="single" w:color="999999" w:sz="4"/>
+              <w:right w:val="single" w:color="999999" w:sz="4"/>
+            </w:tcBorders>
+            <w:shd w:fill="E8E8E8" w:val="clear"/>
+          </w:tcPr>
+          <w:p>
+            <w:r>
+              <w:rPr>
+                <w:b w:val="0"/>
+              </w:rPr>
+              <w:t>adverse drug reaction</w:t>
+            </w:r>
+          </w:p>
+        </w:tc>
+      </w:tr>
+      <w:tr>
+        <w:tc>
+          <w:tcPr>
+            <w:tcW w:type="pct" w:w="22%"/>
+            <w:tcBorders>
+              <w:top w:val="single" w:color="999999" w:sz="4"/>
+              <w:left w:val="single" w:color="999999" w:sz="4"/>
+              <w:bottom w:val="single" w:color="999999" w:sz="4"/>
+              <w:right w:val="single" w:color="999999" w:sz="4"/>
+            </w:tcBorders>
+            <w:shd w:fill="E8E8E8" w:val="clear"/>
+          </w:tcPr>
+          <w:p>
+            <w:r>
+              <w:rPr>
+                <w:b w:val="0"/>
+              </w:rPr>
+              <w:t>AMC</w:t>
+            </w:r>
+          </w:p>
+        </w:tc>
+        <w:tc>
+          <w:tcPr>
+            <w:tcW w:type="pct" w:w="22%"/>
+            <w:tcBorders>
+              <w:top w:val="single" w:color="999999" w:sz="4"/>
+              <w:left w:val="single" w:color="999999" w:sz="4"/>
+              <w:bottom w:val="single" w:color="999999" w:sz="4"/>
+              <w:right w:val="single" w:color="999999" w:sz="4"/>
+            </w:tcBorders>
+            <w:shd w:fill="E8E8E8" w:val="clear"/>
+          </w:tcPr>
+          <w:p>
+            <w:r>
+              <w:rPr>
+                <w:b w:val="0"/>
+              </w:rPr>
+              <w:t>ADR Monitoring Centre</w:t>
+            </w:r>
+          </w:p>
+        </w:tc>
+      </w:tr>
+      <w:tr>
+        <w:tc>
+          <w:tcPr>
+            <w:tcW w:type="pct" w:w="22%"/>
+            <w:tcBorders>
+              <w:top w:val="single" w:color="999999" w:sz="4"/>
+              <w:left w:val="single" w:color="999999" w:sz="4"/>
+              <w:bottom w:val="single" w:color="999999" w:sz="4"/>
+              <w:right w:val="single" w:color="999999" w:sz="4"/>
+            </w:tcBorders>
+            <w:shd w:fill="E8E8E8" w:val="clear"/>
+          </w:tcPr>
+          <w:p>
+            <w:r>
+              <w:rPr>
+                <w:b w:val="0"/>
+              </w:rPr>
+              <w:t>CAPA</w:t>
+            </w:r>
+          </w:p>
+        </w:tc>
+        <w:tc>
+          <w:tcPr>
+            <w:tcW w:type="pct" w:w="22%"/>
+            <w:tcBorders>
+              <w:top w:val="single" w:color="999999" w:sz="4"/>
+              <w:left w:val="single" w:color="999999" w:sz="4"/>
+              <w:bottom w:val="single" w:color="999999" w:sz="4"/>
+              <w:right w:val="single" w:color="999999" w:sz="4"/>
+            </w:tcBorders>
+            <w:shd w:fill="E8E8E8" w:val="clear"/>
+          </w:tcPr>
+          <w:p>
+            <w:r>
+              <w:rPr>
+                <w:b w:val="0"/>
+              </w:rPr>
+              <w:t>corrective and preventive action</w:t>
+            </w:r>
+          </w:p>
+        </w:tc>
+      </w:tr>
+      <w:tr>
+        <w:tc>
+          <w:tcPr>
+            <w:tcW w:type="pct" w:w="22%"/>
+            <w:tcBorders>
+              <w:top w:val="single" w:color="999999" w:sz="4"/>
+              <w:left w:val="single" w:color="999999" w:sz="4"/>
+              <w:bottom w:val="single" w:color="999999" w:sz="4"/>
+              <w:right w:val="single" w:color="999999" w:sz="4"/>
+            </w:tcBorders>
+            <w:shd w:fill="E8E8E8" w:val="clear"/>
+          </w:tcPr>
+          <w:p>
+            <w:r>
+              <w:rPr>
+                <w:b w:val="0"/>
+              </w:rPr>
+              <w:t>IV</w:t>
+            </w:r>
+          </w:p>
+        </w:tc>
+        <w:tc>
+          <w:tcPr>
+            <w:tcW w:type="pct" w:w="22%"/>
+            <w:tcBorders>
+              <w:top w:val="single" w:color="999999" w:sz="4"/>
+              <w:left w:val="single" w:color="999999" w:sz="4"/>
+              <w:bottom w:val="single" w:color="999999" w:sz="4"/>
+              <w:right w:val="single" w:color="999999" w:sz="4"/>
+            </w:tcBorders>
+            <w:shd w:fill="E8E8E8" w:val="clear"/>
+          </w:tcPr>
+          <w:p>
+            <w:r>
+              <w:rPr>
+                <w:b w:val="0"/>
+              </w:rPr>
+              <w:t>intravenous</w:t>
+            </w:r>
+          </w:p>
+        </w:tc>
+      </w:tr>
+      <w:tr>
+        <w:tc>
+          <w:tcPr>
+            <w:tcW w:type="pct" w:w="22%"/>
+            <w:tcBorders>
+              <w:top w:val="single" w:color="999999" w:sz="4"/>
+              <w:left w:val="single" w:color="999999" w:sz="4"/>
+              <w:bottom w:val="single" w:color="999999" w:sz="4"/>
+              <w:right w:val="single" w:color="999999" w:sz="4"/>
+            </w:tcBorders>
+            <w:shd w:fill="E8E8E8" w:val="clear"/>
+          </w:tcPr>
+          <w:p>
+            <w:r>
+              <w:rPr>
+                <w:b w:val="0"/>
+              </w:rPr>
+              <w:t>MAR</w:t>
+            </w:r>
+          </w:p>
+        </w:tc>
+        <w:tc>
+          <w:tcPr>
+            <w:tcW w:type="pct" w:w="22%"/>
+            <w:tcBorders>
+              <w:top w:val="single" w:color="999999" w:sz="4"/>
+              <w:left w:val="single" w:color="999999" w:sz="4"/>
+              <w:bottom w:val="single" w:color="999999" w:sz="4"/>
+              <w:right w:val="single" w:color="999999" w:sz="4"/>
+            </w:tcBorders>
+            <w:shd w:fill="E8E8E8" w:val="clear"/>
+          </w:tcPr>
+          <w:p>
+            <w:r>
+              <w:rPr>
+                <w:b w:val="0"/>
+              </w:rPr>
+              <w:t>medication administration record</w:t>
+            </w:r>
+          </w:p>
+        </w:tc>
+      </w:tr>
+      <w:tr>
+        <w:tc>
+          <w:tcPr>
+            <w:tcW w:type="pct" w:w="22%"/>
+            <w:tcBorders>
+              <w:top w:val="single" w:color="999999" w:sz="4"/>
+              <w:left w:val="single" w:color="999999" w:sz="4"/>
+              <w:bottom w:val="single" w:color="999999" w:sz="4"/>
+              <w:right w:val="single" w:color="999999" w:sz="4"/>
+            </w:tcBorders>
+            <w:shd w:fill="E8E8E8" w:val="clear"/>
+          </w:tcPr>
+          <w:p>
+            <w:r>
+              <w:rPr>
+                <w:b w:val="0"/>
+              </w:rPr>
+              <w:t>MOM</w:t>
+            </w:r>
+          </w:p>
+        </w:tc>
+        <w:tc>
+          <w:tcPr>
+            <w:tcW w:type="pct" w:w="22%"/>
+            <w:tcBorders>
+              <w:top w:val="single" w:color="999999" w:sz="4"/>
+              <w:left w:val="single" w:color="999999" w:sz="4"/>
+              <w:bottom w:val="single" w:color="999999" w:sz="4"/>
+              <w:right w:val="single" w:color="999999" w:sz="4"/>
+            </w:tcBorders>
+            <w:shd w:fill="E8E8E8" w:val="clear"/>
+          </w:tcPr>
+          <w:p>
+            <w:r>
+              <w:rPr>
+                <w:b w:val="0"/>
+              </w:rPr>
+              <w:t>Management of Medication (NABH SHCO chapter 7)</w:t>
+            </w:r>
+          </w:p>
+        </w:tc>
+      </w:tr>
+      <w:tr>
+        <w:tc>
+          <w:tcPr>
+            <w:tcW w:type="pct" w:w="22%"/>
+            <w:tcBorders>
+              <w:top w:val="single" w:color="999999" w:sz="4"/>
+              <w:left w:val="single" w:color="999999" w:sz="4"/>
+              <w:bottom w:val="single" w:color="999999" w:sz="4"/>
+              <w:right w:val="single" w:color="999999" w:sz="4"/>
+            </w:tcBorders>
+            <w:shd w:fill="E8E8E8" w:val="clear"/>
+          </w:tcPr>
+          <w:p>
+            <w:r>
+              <w:rPr>
+                <w:b w:val="0"/>
+              </w:rPr>
+              <w:t>NABH</w:t>
+            </w:r>
+          </w:p>
+        </w:tc>
+        <w:tc>
+          <w:tcPr>
+            <w:tcW w:type="pct" w:w="22%"/>
+            <w:tcBorders>
+              <w:top w:val="single" w:color="999999" w:sz="4"/>
+              <w:left w:val="single" w:color="999999" w:sz="4"/>
+              <w:bottom w:val="single" w:color="999999" w:sz="4"/>
+              <w:right w:val="single" w:color="999999" w:sz="4"/>
+            </w:tcBorders>
+            <w:shd w:fill="E8E8E8" w:val="clear"/>
+          </w:tcPr>
+          <w:p>
+            <w:r>
+              <w:rPr>
+                <w:b w:val="0"/>
+              </w:rPr>
+              <w:t>National Accreditation Board for Hospitals and Healthcare Providers</w:t>
+            </w:r>
+          </w:p>
+        </w:tc>
+      </w:tr>
+      <w:tr>
+        <w:tc>
+          <w:tcPr>
+            <w:tcW w:type="pct" w:w="22%"/>
+            <w:tcBorders>
+              <w:top w:val="single" w:color="999999" w:sz="4"/>
+              <w:left w:val="single" w:color="999999" w:sz="4"/>
+              <w:bottom w:val="single" w:color="999999" w:sz="4"/>
+              <w:right w:val="single" w:color="999999" w:sz="4"/>
+            </w:tcBorders>
+            <w:shd w:fill="E8E8E8" w:val="clear"/>
+          </w:tcPr>
+          <w:p>
+            <w:r>
+              <w:rPr>
+                <w:b w:val="0"/>
+              </w:rPr>
+              <w:t>OE</w:t>
+            </w:r>
+          </w:p>
+        </w:tc>
+        <w:tc>
+          <w:tcPr>
+            <w:tcW w:type="pct" w:w="22%"/>
+            <w:tcBorders>
+              <w:top w:val="single" w:color="999999" w:sz="4"/>
+              <w:left w:val="single" w:color="999999" w:sz="4"/>
+              <w:bottom w:val="single" w:color="999999" w:sz="4"/>
+              <w:right w:val="single" w:color="999999" w:sz="4"/>
+            </w:tcBorders>
+            <w:shd w:fill="E8E8E8" w:val="clear"/>
+          </w:tcPr>
+          <w:p>
+            <w:r>
+              <w:rPr>
+                <w:b w:val="0"/>
+              </w:rPr>
+              <w:t>objective element</w:t>
+            </w:r>
+          </w:p>
+        </w:tc>
+      </w:tr>
+      <w:tr>
+        <w:tc>
+          <w:tcPr>
+            <w:tcW w:type="pct" w:w="22%"/>
+            <w:tcBorders>
+              <w:top w:val="single" w:color="999999" w:sz="4"/>
+              <w:left w:val="single" w:color="999999" w:sz="4"/>
+              <w:bottom w:val="single" w:color="999999" w:sz="4"/>
+              <w:right w:val="single" w:color="999999" w:sz="4"/>
+            </w:tcBorders>
+            <w:shd w:fill="E8E8E8" w:val="clear"/>
+          </w:tcPr>
+          <w:p>
+            <w:r>
+              <w:rPr>
+                <w:b w:val="0"/>
+              </w:rPr>
+              <w:t>PSQ</w:t>
+            </w:r>
+          </w:p>
+        </w:tc>
+        <w:tc>
+          <w:tcPr>
+            <w:tcW w:type="pct" w:w="22%"/>
+            <w:tcBorders>
+              <w:top w:val="single" w:color="999999" w:sz="4"/>
+              <w:left w:val="single" w:color="999999" w:sz="4"/>
+              <w:bottom w:val="single" w:color="999999" w:sz="4"/>
+              <w:right w:val="single" w:color="999999" w:sz="4"/>
+            </w:tcBorders>
+            <w:shd w:fill="E8E8E8" w:val="clear"/>
+          </w:tcPr>
+          <w:p>
+            <w:r>
+              <w:rPr>
+                <w:b w:val="0"/>
+              </w:rPr>
+              <w:t>Patient Safety and Quality Improvement (NABH SHCO chapter 3)</w:t>
+            </w:r>
+          </w:p>
+        </w:tc>
+      </w:tr>
+      <w:tr>
+        <w:tc>
+          <w:tcPr>
+            <w:tcW w:type="pct" w:w="22%"/>
+            <w:tcBorders>
+              <w:top w:val="single" w:color="999999" w:sz="4"/>
+              <w:left w:val="single" w:color="999999" w:sz="4"/>
+              <w:bottom w:val="single" w:color="999999" w:sz="4"/>
+              <w:right w:val="single" w:color="999999" w:sz="4"/>
+            </w:tcBorders>
+            <w:shd w:fill="E8E8E8" w:val="clear"/>
+          </w:tcPr>
+          <w:p>
+            <w:r>
+              <w:rPr>
+                <w:b w:val="0"/>
+              </w:rPr>
+              <w:t>PvPI</w:t>
+            </w:r>
+          </w:p>
+        </w:tc>
+        <w:tc>
+          <w:tcPr>
+            <w:tcW w:type="pct" w:w="22%"/>
+            <w:tcBorders>
+              <w:top w:val="single" w:color="999999" w:sz="4"/>
+              <w:left w:val="single" w:color="999999" w:sz="4"/>
+              <w:bottom w:val="single" w:color="999999" w:sz="4"/>
+              <w:right w:val="single" w:color="999999" w:sz="4"/>
+            </w:tcBorders>
+            <w:shd w:fill="E8E8E8" w:val="clear"/>
+          </w:tcPr>
+          <w:p>
+            <w:r>
+              <w:rPr>
+                <w:b w:val="0"/>
+              </w:rPr>
+              <w:t>Pharmacovigilance Programme of India</w:t>
+            </w:r>
+          </w:p>
+        </w:tc>
+      </w:tr>
+      <w:tr>
+        <w:tc>
+          <w:tcPr>
+            <w:tcW w:type="pct" w:w="22%"/>
+            <w:tcBorders>
+              <w:top w:val="single" w:color="999999" w:sz="4"/>
+              <w:left w:val="single" w:color="999999" w:sz="4"/>
+              <w:bottom w:val="single" w:color="999999" w:sz="4"/>
+              <w:right w:val="single" w:color="999999" w:sz="4"/>
+            </w:tcBorders>
+            <w:shd w:fill="E8E8E8" w:val="clear"/>
+          </w:tcPr>
+          <w:p>
+            <w:r>
+              <w:rPr>
+                <w:b w:val="0"/>
+              </w:rPr>
+              <w:t>SHCO</w:t>
+            </w:r>
+          </w:p>
+        </w:tc>
+        <w:tc>
+          <w:tcPr>
+            <w:tcW w:type="pct" w:w="22%"/>
+            <w:tcBorders>
+              <w:top w:val="single" w:color="999999" w:sz="4"/>
+              <w:left w:val="single" w:color="999999" w:sz="4"/>
+              <w:bottom w:val="single" w:color="999999" w:sz="4"/>
+              <w:right w:val="single" w:color="999999" w:sz="4"/>
+            </w:tcBorders>
+            <w:shd w:fill="E8E8E8" w:val="clear"/>
+          </w:tcPr>
+          <w:p>
+            <w:r>
+              <w:rPr>
+                <w:b w:val="0"/>
+              </w:rPr>
+              <w:t>Standards for Small Healthcare Organisations</w:t>
+            </w:r>
+          </w:p>
+        </w:tc>
+      </w:tr>
+    </w:tbl>
     <w:p>
       <w:pPr>
         <w:pStyle w:val="Heading1"/>

--- a/policies/build/masters/MOM.7_v2_master.docx
+++ b/policies/build/masters/MOM.7_v2_master.docx
@@ -694,18 +694,6 @@
     </w:p>
     <w:p>
       <w:pPr>
-        <w:spacing w:after="140"/>
-      </w:pPr>
-      <w:r>
-        <w:rPr>
-          <w:sz w:val="22"/>
-          <w:szCs w:val="22"/>
-        </w:rPr>
-        <w:t xml:space="preserve">Words marked «like this» are defaults a small hospital can keep. A blank marked «________» has no sensible default. Fill it in before this document is signed.</w:t>
-      </w:r>
-    </w:p>
-    <w:p>
-      <w:pPr>
         <w:pStyle w:val="Heading1"/>
         <w:spacing w:after="120" w:before="280"/>
       </w:pPr>
@@ -735,69 +723,6 @@
           <w:szCs w:val="22"/>
         </w:rPr>
         <w:t xml:space="preserve">It covers MOM.7.a–e: post-administration monitoring; medication changes; capture of near-misses, medication errors and adverse drug reactions; reporting and analysis; and corrective and preventive action.</w:t>
-      </w:r>
-    </w:p>
-    <w:p>
-      <w:pPr>
-        <w:spacing w:after="140"/>
-      </w:pPr>
-      <w:r>
-        <w:rPr>
-          <w:sz w:val="22"/>
-          <w:szCs w:val="22"/>
-        </w:rPr>
-        <w:t xml:space="preserve">Boundaries with other policies of «Hospital Name»:</w:t>
-      </w:r>
-    </w:p>
-    <w:p>
-      <w:pPr>
-        <w:pStyle w:val="ListParagraph"/>
-        <w:numPr>
-          <w:ilvl w:val="0"/>
-          <w:numId w:val="1"/>
-        </w:numPr>
-        <w:spacing w:after="60"/>
-      </w:pPr>
-      <w:r>
-        <w:rPr>
-          <w:sz w:val="22"/>
-          <w:szCs w:val="22"/>
-        </w:rPr>
-        <w:t xml:space="preserve">MOM.6 owns administration. This policy begins after the medication has been administered.</w:t>
-      </w:r>
-    </w:p>
-    <w:p>
-      <w:pPr>
-        <w:pStyle w:val="ListParagraph"/>
-        <w:numPr>
-          <w:ilvl w:val="0"/>
-          <w:numId w:val="1"/>
-        </w:numPr>
-        <w:spacing w:after="60"/>
-      </w:pPr>
-      <w:r>
-        <w:rPr>
-          <w:sz w:val="22"/>
-          <w:szCs w:val="22"/>
-        </w:rPr>
-        <w:t xml:space="preserve">PSQ.5 owns the general incident reporting and analysis system. Medication events (near-misses, errors, ADRs) captured here are also entered into the PSQ.5 system. This policy owns the medication-specific detail; PSQ.5 owns the aggregate incident picture.</w:t>
-      </w:r>
-    </w:p>
-    <w:p>
-      <w:pPr>
-        <w:pStyle w:val="ListParagraph"/>
-        <w:numPr>
-          <w:ilvl w:val="0"/>
-          <w:numId w:val="1"/>
-        </w:numPr>
-        <w:spacing w:after="60"/>
-      </w:pPr>
-      <w:r>
-        <w:rPr>
-          <w:sz w:val="22"/>
-          <w:szCs w:val="22"/>
-        </w:rPr>
-        <w:t xml:space="preserve">MOM.3.f–g owns prescription audit. Findings from this policy's analysis may trigger prescription-audit action under MOM.3.</w:t>
       </w:r>
     </w:p>
     <w:p>

--- a/policies/build/masters/MOM.7_v2_master.docx
+++ b/policies/build/masters/MOM.7_v2_master.docx
@@ -2302,6 +2302,616 @@
         <w:t xml:space="preserve">The Nursing Superintendent holds signed acknowledgements with the induction record.</w:t>
       </w:r>
     </w:p>
+    <w:p>
+      <w:pPr>
+        <w:pStyle w:val="Heading1"/>
+        <w:spacing w:after="120" w:before="280"/>
+      </w:pPr>
+      <w:r>
+        <w:t>9. Distribution</w:t>
+      </w:r>
+    </w:p>
+    <w:p>
+      <w:pPr>
+        <w:spacing w:after="140"/>
+      </w:pPr>
+      <w:r>
+        <w:rPr>
+          <w:sz w:val="22"/>
+          <w:szCs w:val="22"/>
+        </w:rPr>
+        <w:t xml:space="preserve">Official master copy: office of the Medical Superintendent, «Hospital Name», with the Pharmacy In-Charge and the Quality Coordinator.</w:t>
+      </w:r>
+    </w:p>
+    <w:p>
+      <w:pPr>
+        <w:spacing w:after="140"/>
+      </w:pPr>
+      <w:r>
+        <w:rPr>
+          <w:sz w:val="22"/>
+          <w:szCs w:val="22"/>
+        </w:rPr>
+        <w:t xml:space="preserve">Copies issued to: pharmacy; every in-patient ward; emergency room; ICU where it exists; nursing administration.</w:t>
+      </w:r>
+    </w:p>
+    <w:p>
+      <w:pPr>
+        <w:spacing w:after="140"/>
+      </w:pPr>
+      <w:r>
+        <w:rPr>
+          <w:sz w:val="22"/>
+          <w:szCs w:val="22"/>
+        </w:rPr>
+        <w:t xml:space="preserve">The current version is available to all staff at the «nursing station policy file» and, if the hospital keeps an intranet, at «staff intranet / policies».</w:t>
+      </w:r>
+    </w:p>
+    <w:p>
+      <w:pPr>
+        <w:spacing w:after="140"/>
+      </w:pPr>
+      <w:r>
+        <w:rPr>
+          <w:sz w:val="22"/>
+          <w:szCs w:val="22"/>
+        </w:rPr>
+        <w:t xml:space="preserve">When a new version is issued, take old copies out of use.</w:t>
+      </w:r>
+    </w:p>
+    <w:p>
+      <w:pPr>
+        <w:pStyle w:val="Heading1"/>
+        <w:spacing w:after="120" w:before="280"/>
+      </w:pPr>
+      <w:r>
+        <w:t>10. Abbreviations</w:t>
+      </w:r>
+    </w:p>
+    <w:tbl>
+      <w:tblPr>
+        <w:tblW w:type="pct" w:w="100%"/>
+        <w:tblBorders>
+          <w:top w:val="single" w:color="auto" w:sz="4"/>
+          <w:left w:val="single" w:color="auto" w:sz="4"/>
+          <w:bottom w:val="single" w:color="auto" w:sz="4"/>
+          <w:right w:val="single" w:color="auto" w:sz="4"/>
+          <w:insideH w:val="single" w:color="auto" w:sz="4"/>
+          <w:insideV w:val="single" w:color="auto" w:sz="4"/>
+        </w:tblBorders>
+      </w:tblPr>
+      <w:tblGrid>
+        <w:gridCol w:w="100"/>
+        <w:gridCol w:w="100"/>
+      </w:tblGrid>
+      <w:tr>
+        <w:tc>
+          <w:tcPr>
+            <w:tcW w:type="pct" w:w="22%"/>
+            <w:tcBorders>
+              <w:top w:val="single" w:color="999999" w:sz="4"/>
+              <w:left w:val="single" w:color="999999" w:sz="4"/>
+              <w:bottom w:val="single" w:color="999999" w:sz="4"/>
+              <w:right w:val="single" w:color="999999" w:sz="4"/>
+            </w:tcBorders>
+            <w:shd w:fill="E8E8E8" w:val="clear"/>
+          </w:tcPr>
+          <w:p>
+            <w:r>
+              <w:rPr>
+                <w:b/>
+              </w:rPr>
+              <w:t>Abbreviation</w:t>
+            </w:r>
+          </w:p>
+        </w:tc>
+        <w:tc>
+          <w:tcPr>
+            <w:tcW w:type="pct" w:w="22%"/>
+            <w:tcBorders>
+              <w:top w:val="single" w:color="999999" w:sz="4"/>
+              <w:left w:val="single" w:color="999999" w:sz="4"/>
+              <w:bottom w:val="single" w:color="999999" w:sz="4"/>
+              <w:right w:val="single" w:color="999999" w:sz="4"/>
+            </w:tcBorders>
+            <w:shd w:fill="E8E8E8" w:val="clear"/>
+          </w:tcPr>
+          <w:p>
+            <w:r>
+              <w:rPr>
+                <w:b/>
+              </w:rPr>
+              <w:t>Meaning</w:t>
+            </w:r>
+          </w:p>
+        </w:tc>
+      </w:tr>
+      <w:tr>
+        <w:tc>
+          <w:tcPr>
+            <w:tcW w:type="pct" w:w="22%"/>
+            <w:tcBorders>
+              <w:top w:val="single" w:color="999999" w:sz="4"/>
+              <w:left w:val="single" w:color="999999" w:sz="4"/>
+              <w:bottom w:val="single" w:color="999999" w:sz="4"/>
+              <w:right w:val="single" w:color="999999" w:sz="4"/>
+            </w:tcBorders>
+            <w:shd w:fill="E8E8E8" w:val="clear"/>
+          </w:tcPr>
+          <w:p>
+            <w:r>
+              <w:rPr>
+                <w:b w:val="0"/>
+              </w:rPr>
+              <w:t>ADR</w:t>
+            </w:r>
+          </w:p>
+        </w:tc>
+        <w:tc>
+          <w:tcPr>
+            <w:tcW w:type="pct" w:w="22%"/>
+            <w:tcBorders>
+              <w:top w:val="single" w:color="999999" w:sz="4"/>
+              <w:left w:val="single" w:color="999999" w:sz="4"/>
+              <w:bottom w:val="single" w:color="999999" w:sz="4"/>
+              <w:right w:val="single" w:color="999999" w:sz="4"/>
+            </w:tcBorders>
+            <w:shd w:fill="E8E8E8" w:val="clear"/>
+          </w:tcPr>
+          <w:p>
+            <w:r>
+              <w:rPr>
+                <w:b w:val="0"/>
+              </w:rPr>
+              <w:t>adverse drug reaction</w:t>
+            </w:r>
+          </w:p>
+        </w:tc>
+      </w:tr>
+      <w:tr>
+        <w:tc>
+          <w:tcPr>
+            <w:tcW w:type="pct" w:w="22%"/>
+            <w:tcBorders>
+              <w:top w:val="single" w:color="999999" w:sz="4"/>
+              <w:left w:val="single" w:color="999999" w:sz="4"/>
+              <w:bottom w:val="single" w:color="999999" w:sz="4"/>
+              <w:right w:val="single" w:color="999999" w:sz="4"/>
+            </w:tcBorders>
+            <w:shd w:fill="E8E8E8" w:val="clear"/>
+          </w:tcPr>
+          <w:p>
+            <w:r>
+              <w:rPr>
+                <w:b w:val="0"/>
+              </w:rPr>
+              <w:t>AMC</w:t>
+            </w:r>
+          </w:p>
+        </w:tc>
+        <w:tc>
+          <w:tcPr>
+            <w:tcW w:type="pct" w:w="22%"/>
+            <w:tcBorders>
+              <w:top w:val="single" w:color="999999" w:sz="4"/>
+              <w:left w:val="single" w:color="999999" w:sz="4"/>
+              <w:bottom w:val="single" w:color="999999" w:sz="4"/>
+              <w:right w:val="single" w:color="999999" w:sz="4"/>
+            </w:tcBorders>
+            <w:shd w:fill="E8E8E8" w:val="clear"/>
+          </w:tcPr>
+          <w:p>
+            <w:r>
+              <w:rPr>
+                <w:b w:val="0"/>
+              </w:rPr>
+              <w:t>ADR Monitoring Centre</w:t>
+            </w:r>
+          </w:p>
+        </w:tc>
+      </w:tr>
+      <w:tr>
+        <w:tc>
+          <w:tcPr>
+            <w:tcW w:type="pct" w:w="22%"/>
+            <w:tcBorders>
+              <w:top w:val="single" w:color="999999" w:sz="4"/>
+              <w:left w:val="single" w:color="999999" w:sz="4"/>
+              <w:bottom w:val="single" w:color="999999" w:sz="4"/>
+              <w:right w:val="single" w:color="999999" w:sz="4"/>
+            </w:tcBorders>
+            <w:shd w:fill="E8E8E8" w:val="clear"/>
+          </w:tcPr>
+          <w:p>
+            <w:r>
+              <w:rPr>
+                <w:b w:val="0"/>
+              </w:rPr>
+              <w:t>CAPA</w:t>
+            </w:r>
+          </w:p>
+        </w:tc>
+        <w:tc>
+          <w:tcPr>
+            <w:tcW w:type="pct" w:w="22%"/>
+            <w:tcBorders>
+              <w:top w:val="single" w:color="999999" w:sz="4"/>
+              <w:left w:val="single" w:color="999999" w:sz="4"/>
+              <w:bottom w:val="single" w:color="999999" w:sz="4"/>
+              <w:right w:val="single" w:color="999999" w:sz="4"/>
+            </w:tcBorders>
+            <w:shd w:fill="E8E8E8" w:val="clear"/>
+          </w:tcPr>
+          <w:p>
+            <w:r>
+              <w:rPr>
+                <w:b w:val="0"/>
+              </w:rPr>
+              <w:t>corrective and preventive action</w:t>
+            </w:r>
+          </w:p>
+        </w:tc>
+      </w:tr>
+      <w:tr>
+        <w:tc>
+          <w:tcPr>
+            <w:tcW w:type="pct" w:w="22%"/>
+            <w:tcBorders>
+              <w:top w:val="single" w:color="999999" w:sz="4"/>
+              <w:left w:val="single" w:color="999999" w:sz="4"/>
+              <w:bottom w:val="single" w:color="999999" w:sz="4"/>
+              <w:right w:val="single" w:color="999999" w:sz="4"/>
+            </w:tcBorders>
+            <w:shd w:fill="E8E8E8" w:val="clear"/>
+          </w:tcPr>
+          <w:p>
+            <w:r>
+              <w:rPr>
+                <w:b w:val="0"/>
+              </w:rPr>
+              <w:t>IV</w:t>
+            </w:r>
+          </w:p>
+        </w:tc>
+        <w:tc>
+          <w:tcPr>
+            <w:tcW w:type="pct" w:w="22%"/>
+            <w:tcBorders>
+              <w:top w:val="single" w:color="999999" w:sz="4"/>
+              <w:left w:val="single" w:color="999999" w:sz="4"/>
+              <w:bottom w:val="single" w:color="999999" w:sz="4"/>
+              <w:right w:val="single" w:color="999999" w:sz="4"/>
+            </w:tcBorders>
+            <w:shd w:fill="E8E8E8" w:val="clear"/>
+          </w:tcPr>
+          <w:p>
+            <w:r>
+              <w:rPr>
+                <w:b w:val="0"/>
+              </w:rPr>
+              <w:t>intravenous</w:t>
+            </w:r>
+          </w:p>
+        </w:tc>
+      </w:tr>
+      <w:tr>
+        <w:tc>
+          <w:tcPr>
+            <w:tcW w:type="pct" w:w="22%"/>
+            <w:tcBorders>
+              <w:top w:val="single" w:color="999999" w:sz="4"/>
+              <w:left w:val="single" w:color="999999" w:sz="4"/>
+              <w:bottom w:val="single" w:color="999999" w:sz="4"/>
+              <w:right w:val="single" w:color="999999" w:sz="4"/>
+            </w:tcBorders>
+            <w:shd w:fill="E8E8E8" w:val="clear"/>
+          </w:tcPr>
+          <w:p>
+            <w:r>
+              <w:rPr>
+                <w:b w:val="0"/>
+              </w:rPr>
+              <w:t>MAR</w:t>
+            </w:r>
+          </w:p>
+        </w:tc>
+        <w:tc>
+          <w:tcPr>
+            <w:tcW w:type="pct" w:w="22%"/>
+            <w:tcBorders>
+              <w:top w:val="single" w:color="999999" w:sz="4"/>
+              <w:left w:val="single" w:color="999999" w:sz="4"/>
+              <w:bottom w:val="single" w:color="999999" w:sz="4"/>
+              <w:right w:val="single" w:color="999999" w:sz="4"/>
+            </w:tcBorders>
+            <w:shd w:fill="E8E8E8" w:val="clear"/>
+          </w:tcPr>
+          <w:p>
+            <w:r>
+              <w:rPr>
+                <w:b w:val="0"/>
+              </w:rPr>
+              <w:t>medication administration record</w:t>
+            </w:r>
+          </w:p>
+        </w:tc>
+      </w:tr>
+      <w:tr>
+        <w:tc>
+          <w:tcPr>
+            <w:tcW w:type="pct" w:w="22%"/>
+            <w:tcBorders>
+              <w:top w:val="single" w:color="999999" w:sz="4"/>
+              <w:left w:val="single" w:color="999999" w:sz="4"/>
+              <w:bottom w:val="single" w:color="999999" w:sz="4"/>
+              <w:right w:val="single" w:color="999999" w:sz="4"/>
+            </w:tcBorders>
+            <w:shd w:fill="E8E8E8" w:val="clear"/>
+          </w:tcPr>
+          <w:p>
+            <w:r>
+              <w:rPr>
+                <w:b w:val="0"/>
+              </w:rPr>
+              <w:t>MOM</w:t>
+            </w:r>
+          </w:p>
+        </w:tc>
+        <w:tc>
+          <w:tcPr>
+            <w:tcW w:type="pct" w:w="22%"/>
+            <w:tcBorders>
+              <w:top w:val="single" w:color="999999" w:sz="4"/>
+              <w:left w:val="single" w:color="999999" w:sz="4"/>
+              <w:bottom w:val="single" w:color="999999" w:sz="4"/>
+              <w:right w:val="single" w:color="999999" w:sz="4"/>
+            </w:tcBorders>
+            <w:shd w:fill="E8E8E8" w:val="clear"/>
+          </w:tcPr>
+          <w:p>
+            <w:r>
+              <w:rPr>
+                <w:b w:val="0"/>
+              </w:rPr>
+              <w:t>Management of Medication (NABH SHCO chapter 7)</w:t>
+            </w:r>
+          </w:p>
+        </w:tc>
+      </w:tr>
+      <w:tr>
+        <w:tc>
+          <w:tcPr>
+            <w:tcW w:type="pct" w:w="22%"/>
+            <w:tcBorders>
+              <w:top w:val="single" w:color="999999" w:sz="4"/>
+              <w:left w:val="single" w:color="999999" w:sz="4"/>
+              <w:bottom w:val="single" w:color="999999" w:sz="4"/>
+              <w:right w:val="single" w:color="999999" w:sz="4"/>
+            </w:tcBorders>
+            <w:shd w:fill="E8E8E8" w:val="clear"/>
+          </w:tcPr>
+          <w:p>
+            <w:r>
+              <w:rPr>
+                <w:b w:val="0"/>
+              </w:rPr>
+              <w:t>NABH</w:t>
+            </w:r>
+          </w:p>
+        </w:tc>
+        <w:tc>
+          <w:tcPr>
+            <w:tcW w:type="pct" w:w="22%"/>
+            <w:tcBorders>
+              <w:top w:val="single" w:color="999999" w:sz="4"/>
+              <w:left w:val="single" w:color="999999" w:sz="4"/>
+              <w:bottom w:val="single" w:color="999999" w:sz="4"/>
+              <w:right w:val="single" w:color="999999" w:sz="4"/>
+            </w:tcBorders>
+            <w:shd w:fill="E8E8E8" w:val="clear"/>
+          </w:tcPr>
+          <w:p>
+            <w:r>
+              <w:rPr>
+                <w:b w:val="0"/>
+              </w:rPr>
+              <w:t>National Accreditation Board for Hospitals and Healthcare Providers</w:t>
+            </w:r>
+          </w:p>
+        </w:tc>
+      </w:tr>
+      <w:tr>
+        <w:tc>
+          <w:tcPr>
+            <w:tcW w:type="pct" w:w="22%"/>
+            <w:tcBorders>
+              <w:top w:val="single" w:color="999999" w:sz="4"/>
+              <w:left w:val="single" w:color="999999" w:sz="4"/>
+              <w:bottom w:val="single" w:color="999999" w:sz="4"/>
+              <w:right w:val="single" w:color="999999" w:sz="4"/>
+            </w:tcBorders>
+            <w:shd w:fill="E8E8E8" w:val="clear"/>
+          </w:tcPr>
+          <w:p>
+            <w:r>
+              <w:rPr>
+                <w:b w:val="0"/>
+              </w:rPr>
+              <w:t>OE</w:t>
+            </w:r>
+          </w:p>
+        </w:tc>
+        <w:tc>
+          <w:tcPr>
+            <w:tcW w:type="pct" w:w="22%"/>
+            <w:tcBorders>
+              <w:top w:val="single" w:color="999999" w:sz="4"/>
+              <w:left w:val="single" w:color="999999" w:sz="4"/>
+              <w:bottom w:val="single" w:color="999999" w:sz="4"/>
+              <w:right w:val="single" w:color="999999" w:sz="4"/>
+            </w:tcBorders>
+            <w:shd w:fill="E8E8E8" w:val="clear"/>
+          </w:tcPr>
+          <w:p>
+            <w:r>
+              <w:rPr>
+                <w:b w:val="0"/>
+              </w:rPr>
+              <w:t>objective element</w:t>
+            </w:r>
+          </w:p>
+        </w:tc>
+      </w:tr>
+      <w:tr>
+        <w:tc>
+          <w:tcPr>
+            <w:tcW w:type="pct" w:w="22%"/>
+            <w:tcBorders>
+              <w:top w:val="single" w:color="999999" w:sz="4"/>
+              <w:left w:val="single" w:color="999999" w:sz="4"/>
+              <w:bottom w:val="single" w:color="999999" w:sz="4"/>
+              <w:right w:val="single" w:color="999999" w:sz="4"/>
+            </w:tcBorders>
+            <w:shd w:fill="E8E8E8" w:val="clear"/>
+          </w:tcPr>
+          <w:p>
+            <w:r>
+              <w:rPr>
+                <w:b w:val="0"/>
+              </w:rPr>
+              <w:t>PSQ</w:t>
+            </w:r>
+          </w:p>
+        </w:tc>
+        <w:tc>
+          <w:tcPr>
+            <w:tcW w:type="pct" w:w="22%"/>
+            <w:tcBorders>
+              <w:top w:val="single" w:color="999999" w:sz="4"/>
+              <w:left w:val="single" w:color="999999" w:sz="4"/>
+              <w:bottom w:val="single" w:color="999999" w:sz="4"/>
+              <w:right w:val="single" w:color="999999" w:sz="4"/>
+            </w:tcBorders>
+            <w:shd w:fill="E8E8E8" w:val="clear"/>
+          </w:tcPr>
+          <w:p>
+            <w:r>
+              <w:rPr>
+                <w:b w:val="0"/>
+              </w:rPr>
+              <w:t>Patient Safety and Quality Improvement (NABH SHCO chapter 3)</w:t>
+            </w:r>
+          </w:p>
+        </w:tc>
+      </w:tr>
+      <w:tr>
+        <w:tc>
+          <w:tcPr>
+            <w:tcW w:type="pct" w:w="22%"/>
+            <w:tcBorders>
+              <w:top w:val="single" w:color="999999" w:sz="4"/>
+              <w:left w:val="single" w:color="999999" w:sz="4"/>
+              <w:bottom w:val="single" w:color="999999" w:sz="4"/>
+              <w:right w:val="single" w:color="999999" w:sz="4"/>
+            </w:tcBorders>
+            <w:shd w:fill="E8E8E8" w:val="clear"/>
+          </w:tcPr>
+          <w:p>
+            <w:r>
+              <w:rPr>
+                <w:b w:val="0"/>
+              </w:rPr>
+              <w:t>PvPI</w:t>
+            </w:r>
+          </w:p>
+        </w:tc>
+        <w:tc>
+          <w:tcPr>
+            <w:tcW w:type="pct" w:w="22%"/>
+            <w:tcBorders>
+              <w:top w:val="single" w:color="999999" w:sz="4"/>
+              <w:left w:val="single" w:color="999999" w:sz="4"/>
+              <w:bottom w:val="single" w:color="999999" w:sz="4"/>
+              <w:right w:val="single" w:color="999999" w:sz="4"/>
+            </w:tcBorders>
+            <w:shd w:fill="E8E8E8" w:val="clear"/>
+          </w:tcPr>
+          <w:p>
+            <w:r>
+              <w:rPr>
+                <w:b w:val="0"/>
+              </w:rPr>
+              <w:t>Pharmacovigilance Programme of India</w:t>
+            </w:r>
+          </w:p>
+        </w:tc>
+      </w:tr>
+      <w:tr>
+        <w:tc>
+          <w:tcPr>
+            <w:tcW w:type="pct" w:w="22%"/>
+            <w:tcBorders>
+              <w:top w:val="single" w:color="999999" w:sz="4"/>
+              <w:left w:val="single" w:color="999999" w:sz="4"/>
+              <w:bottom w:val="single" w:color="999999" w:sz="4"/>
+              <w:right w:val="single" w:color="999999" w:sz="4"/>
+            </w:tcBorders>
+            <w:shd w:fill="E8E8E8" w:val="clear"/>
+          </w:tcPr>
+          <w:p>
+            <w:r>
+              <w:rPr>
+                <w:b w:val="0"/>
+              </w:rPr>
+              <w:t>SHCO</w:t>
+            </w:r>
+          </w:p>
+        </w:tc>
+        <w:tc>
+          <w:tcPr>
+            <w:tcW w:type="pct" w:w="22%"/>
+            <w:tcBorders>
+              <w:top w:val="single" w:color="999999" w:sz="4"/>
+              <w:left w:val="single" w:color="999999" w:sz="4"/>
+              <w:bottom w:val="single" w:color="999999" w:sz="4"/>
+              <w:right w:val="single" w:color="999999" w:sz="4"/>
+            </w:tcBorders>
+            <w:shd w:fill="E8E8E8" w:val="clear"/>
+          </w:tcPr>
+          <w:p>
+            <w:r>
+              <w:rPr>
+                <w:b w:val="0"/>
+              </w:rPr>
+              <w:t>Standards for Small Healthcare Organisations</w:t>
+            </w:r>
+          </w:p>
+        </w:tc>
+      </w:tr>
+    </w:tbl>
+    <w:p>
+      <w:pPr>
+        <w:pStyle w:val="Heading1"/>
+        <w:spacing w:after="120" w:before="280"/>
+      </w:pPr>
+      <w:r>
+        <w:t>11. Traceability to NABH SHCO 3rd Edition MOM.7</w:t>
+      </w:r>
+    </w:p>
+    <w:p>
+      <w:pPr>
+        <w:spacing w:after="120"/>
+      </w:pPr>
+      <w:r>
+        <w:rPr>
+          <w:i/>
+          <w:iCs/>
+          <w:sz w:val="20"/>
+          <w:szCs w:val="20"/>
+        </w:rPr>
+        <w:t xml:space="preserve">This table is an index. It is not how the policy is organised.</w:t>
+      </w:r>
+    </w:p>
     <w:tbl>
       <w:tblPr>
         <w:tblW w:type="pct" w:w="100%"/>
@@ -2966,616 +3576,6 @@
         </w:tc>
       </w:tr>
     </w:tbl>
-    <w:p>
-      <w:pPr>
-        <w:pStyle w:val="Heading1"/>
-        <w:spacing w:after="120" w:before="280"/>
-      </w:pPr>
-      <w:r>
-        <w:t>9. Distribution</w:t>
-      </w:r>
-    </w:p>
-    <w:p>
-      <w:pPr>
-        <w:spacing w:after="140"/>
-      </w:pPr>
-      <w:r>
-        <w:rPr>
-          <w:sz w:val="22"/>
-          <w:szCs w:val="22"/>
-        </w:rPr>
-        <w:t xml:space="preserve">Official master copy: office of the Medical Superintendent, «Hospital Name», with the Pharmacy In-Charge and the Quality Coordinator.</w:t>
-      </w:r>
-    </w:p>
-    <w:p>
-      <w:pPr>
-        <w:spacing w:after="140"/>
-      </w:pPr>
-      <w:r>
-        <w:rPr>
-          <w:sz w:val="22"/>
-          <w:szCs w:val="22"/>
-        </w:rPr>
-        <w:t xml:space="preserve">Copies issued to: pharmacy; every in-patient ward; emergency room; ICU where it exists; nursing administration.</w:t>
-      </w:r>
-    </w:p>
-    <w:p>
-      <w:pPr>
-        <w:spacing w:after="140"/>
-      </w:pPr>
-      <w:r>
-        <w:rPr>
-          <w:sz w:val="22"/>
-          <w:szCs w:val="22"/>
-        </w:rPr>
-        <w:t xml:space="preserve">The current version is available to all staff at the «nursing station policy file» and, if the hospital keeps an intranet, at «staff intranet / policies».</w:t>
-      </w:r>
-    </w:p>
-    <w:p>
-      <w:pPr>
-        <w:spacing w:after="140"/>
-      </w:pPr>
-      <w:r>
-        <w:rPr>
-          <w:sz w:val="22"/>
-          <w:szCs w:val="22"/>
-        </w:rPr>
-        <w:t xml:space="preserve">When a new version is issued, take old copies out of use.</w:t>
-      </w:r>
-    </w:p>
-    <w:p>
-      <w:pPr>
-        <w:pStyle w:val="Heading1"/>
-        <w:spacing w:after="120" w:before="280"/>
-      </w:pPr>
-      <w:r>
-        <w:t>10. Abbreviations</w:t>
-      </w:r>
-    </w:p>
-    <w:tbl>
-      <w:tblPr>
-        <w:tblW w:type="pct" w:w="100%"/>
-        <w:tblBorders>
-          <w:top w:val="single" w:color="auto" w:sz="4"/>
-          <w:left w:val="single" w:color="auto" w:sz="4"/>
-          <w:bottom w:val="single" w:color="auto" w:sz="4"/>
-          <w:right w:val="single" w:color="auto" w:sz="4"/>
-          <w:insideH w:val="single" w:color="auto" w:sz="4"/>
-          <w:insideV w:val="single" w:color="auto" w:sz="4"/>
-        </w:tblBorders>
-      </w:tblPr>
-      <w:tblGrid>
-        <w:gridCol w:w="100"/>
-        <w:gridCol w:w="100"/>
-      </w:tblGrid>
-      <w:tr>
-        <w:tc>
-          <w:tcPr>
-            <w:tcW w:type="pct" w:w="22%"/>
-            <w:tcBorders>
-              <w:top w:val="single" w:color="999999" w:sz="4"/>
-              <w:left w:val="single" w:color="999999" w:sz="4"/>
-              <w:bottom w:val="single" w:color="999999" w:sz="4"/>
-              <w:right w:val="single" w:color="999999" w:sz="4"/>
-            </w:tcBorders>
-            <w:shd w:fill="E8E8E8" w:val="clear"/>
-          </w:tcPr>
-          <w:p>
-            <w:r>
-              <w:rPr>
-                <w:b/>
-              </w:rPr>
-              <w:t>Abbreviation</w:t>
-            </w:r>
-          </w:p>
-        </w:tc>
-        <w:tc>
-          <w:tcPr>
-            <w:tcW w:type="pct" w:w="22%"/>
-            <w:tcBorders>
-              <w:top w:val="single" w:color="999999" w:sz="4"/>
-              <w:left w:val="single" w:color="999999" w:sz="4"/>
-              <w:bottom w:val="single" w:color="999999" w:sz="4"/>
-              <w:right w:val="single" w:color="999999" w:sz="4"/>
-            </w:tcBorders>
-            <w:shd w:fill="E8E8E8" w:val="clear"/>
-          </w:tcPr>
-          <w:p>
-            <w:r>
-              <w:rPr>
-                <w:b/>
-              </w:rPr>
-              <w:t>Meaning</w:t>
-            </w:r>
-          </w:p>
-        </w:tc>
-      </w:tr>
-      <w:tr>
-        <w:tc>
-          <w:tcPr>
-            <w:tcW w:type="pct" w:w="22%"/>
-            <w:tcBorders>
-              <w:top w:val="single" w:color="999999" w:sz="4"/>
-              <w:left w:val="single" w:color="999999" w:sz="4"/>
-              <w:bottom w:val="single" w:color="999999" w:sz="4"/>
-              <w:right w:val="single" w:color="999999" w:sz="4"/>
-            </w:tcBorders>
-            <w:shd w:fill="E8E8E8" w:val="clear"/>
-          </w:tcPr>
-          <w:p>
-            <w:r>
-              <w:rPr>
-                <w:b w:val="0"/>
-              </w:rPr>
-              <w:t>ADR</w:t>
-            </w:r>
-          </w:p>
-        </w:tc>
-        <w:tc>
-          <w:tcPr>
-            <w:tcW w:type="pct" w:w="22%"/>
-            <w:tcBorders>
-              <w:top w:val="single" w:color="999999" w:sz="4"/>
-              <w:left w:val="single" w:color="999999" w:sz="4"/>
-              <w:bottom w:val="single" w:color="999999" w:sz="4"/>
-              <w:right w:val="single" w:color="999999" w:sz="4"/>
-            </w:tcBorders>
-            <w:shd w:fill="E8E8E8" w:val="clear"/>
-          </w:tcPr>
-          <w:p>
-            <w:r>
-              <w:rPr>
-                <w:b w:val="0"/>
-              </w:rPr>
-              <w:t>adverse drug reaction</w:t>
-            </w:r>
-          </w:p>
-        </w:tc>
-      </w:tr>
-      <w:tr>
-        <w:tc>
-          <w:tcPr>
-            <w:tcW w:type="pct" w:w="22%"/>
-            <w:tcBorders>
-              <w:top w:val="single" w:color="999999" w:sz="4"/>
-              <w:left w:val="single" w:color="999999" w:sz="4"/>
-              <w:bottom w:val="single" w:color="999999" w:sz="4"/>
-              <w:right w:val="single" w:color="999999" w:sz="4"/>
-            </w:tcBorders>
-            <w:shd w:fill="E8E8E8" w:val="clear"/>
-          </w:tcPr>
-          <w:p>
-            <w:r>
-              <w:rPr>
-                <w:b w:val="0"/>
-              </w:rPr>
-              <w:t>AMC</w:t>
-            </w:r>
-          </w:p>
-        </w:tc>
-        <w:tc>
-          <w:tcPr>
-            <w:tcW w:type="pct" w:w="22%"/>
-            <w:tcBorders>
-              <w:top w:val="single" w:color="999999" w:sz="4"/>
-              <w:left w:val="single" w:color="999999" w:sz="4"/>
-              <w:bottom w:val="single" w:color="999999" w:sz="4"/>
-              <w:right w:val="single" w:color="999999" w:sz="4"/>
-            </w:tcBorders>
-            <w:shd w:fill="E8E8E8" w:val="clear"/>
-          </w:tcPr>
-          <w:p>
-            <w:r>
-              <w:rPr>
-                <w:b w:val="0"/>
-              </w:rPr>
-              <w:t>ADR Monitoring Centre</w:t>
-            </w:r>
-          </w:p>
-        </w:tc>
-      </w:tr>
-      <w:tr>
-        <w:tc>
-          <w:tcPr>
-            <w:tcW w:type="pct" w:w="22%"/>
-            <w:tcBorders>
-              <w:top w:val="single" w:color="999999" w:sz="4"/>
-              <w:left w:val="single" w:color="999999" w:sz="4"/>
-              <w:bottom w:val="single" w:color="999999" w:sz="4"/>
-              <w:right w:val="single" w:color="999999" w:sz="4"/>
-            </w:tcBorders>
-            <w:shd w:fill="E8E8E8" w:val="clear"/>
-          </w:tcPr>
-          <w:p>
-            <w:r>
-              <w:rPr>
-                <w:b w:val="0"/>
-              </w:rPr>
-              <w:t>CAPA</w:t>
-            </w:r>
-          </w:p>
-        </w:tc>
-        <w:tc>
-          <w:tcPr>
-            <w:tcW w:type="pct" w:w="22%"/>
-            <w:tcBorders>
-              <w:top w:val="single" w:color="999999" w:sz="4"/>
-              <w:left w:val="single" w:color="999999" w:sz="4"/>
-              <w:bottom w:val="single" w:color="999999" w:sz="4"/>
-              <w:right w:val="single" w:color="999999" w:sz="4"/>
-            </w:tcBorders>
-            <w:shd w:fill="E8E8E8" w:val="clear"/>
-          </w:tcPr>
-          <w:p>
-            <w:r>
-              <w:rPr>
-                <w:b w:val="0"/>
-              </w:rPr>
-              <w:t>corrective and preventive action</w:t>
-            </w:r>
-          </w:p>
-        </w:tc>
-      </w:tr>
-      <w:tr>
-        <w:tc>
-          <w:tcPr>
-            <w:tcW w:type="pct" w:w="22%"/>
-            <w:tcBorders>
-              <w:top w:val="single" w:color="999999" w:sz="4"/>
-              <w:left w:val="single" w:color="999999" w:sz="4"/>
-              <w:bottom w:val="single" w:color="999999" w:sz="4"/>
-              <w:right w:val="single" w:color="999999" w:sz="4"/>
-            </w:tcBorders>
-            <w:shd w:fill="E8E8E8" w:val="clear"/>
-          </w:tcPr>
-          <w:p>
-            <w:r>
-              <w:rPr>
-                <w:b w:val="0"/>
-              </w:rPr>
-              <w:t>IV</w:t>
-            </w:r>
-          </w:p>
-        </w:tc>
-        <w:tc>
-          <w:tcPr>
-            <w:tcW w:type="pct" w:w="22%"/>
-            <w:tcBorders>
-              <w:top w:val="single" w:color="999999" w:sz="4"/>
-              <w:left w:val="single" w:color="999999" w:sz="4"/>
-              <w:bottom w:val="single" w:color="999999" w:sz="4"/>
-              <w:right w:val="single" w:color="999999" w:sz="4"/>
-            </w:tcBorders>
-            <w:shd w:fill="E8E8E8" w:val="clear"/>
-          </w:tcPr>
-          <w:p>
-            <w:r>
-              <w:rPr>
-                <w:b w:val="0"/>
-              </w:rPr>
-              <w:t>intravenous</w:t>
-            </w:r>
-          </w:p>
-        </w:tc>
-      </w:tr>
-      <w:tr>
-        <w:tc>
-          <w:tcPr>
-            <w:tcW w:type="pct" w:w="22%"/>
-            <w:tcBorders>
-              <w:top w:val="single" w:color="999999" w:sz="4"/>
-              <w:left w:val="single" w:color="999999" w:sz="4"/>
-              <w:bottom w:val="single" w:color="999999" w:sz="4"/>
-              <w:right w:val="single" w:color="999999" w:sz="4"/>
-            </w:tcBorders>
-            <w:shd w:fill="E8E8E8" w:val="clear"/>
-          </w:tcPr>
-          <w:p>
-            <w:r>
-              <w:rPr>
-                <w:b w:val="0"/>
-              </w:rPr>
-              <w:t>MAR</w:t>
-            </w:r>
-          </w:p>
-        </w:tc>
-        <w:tc>
-          <w:tcPr>
-            <w:tcW w:type="pct" w:w="22%"/>
-            <w:tcBorders>
-              <w:top w:val="single" w:color="999999" w:sz="4"/>
-              <w:left w:val="single" w:color="999999" w:sz="4"/>
-              <w:bottom w:val="single" w:color="999999" w:sz="4"/>
-              <w:right w:val="single" w:color="999999" w:sz="4"/>
-            </w:tcBorders>
-            <w:shd w:fill="E8E8E8" w:val="clear"/>
-          </w:tcPr>
-          <w:p>
-            <w:r>
-              <w:rPr>
-                <w:b w:val="0"/>
-              </w:rPr>
-              <w:t>medication administration record</w:t>
-            </w:r>
-          </w:p>
-        </w:tc>
-      </w:tr>
-      <w:tr>
-        <w:tc>
-          <w:tcPr>
-            <w:tcW w:type="pct" w:w="22%"/>
-            <w:tcBorders>
-              <w:top w:val="single" w:color="999999" w:sz="4"/>
-              <w:left w:val="single" w:color="999999" w:sz="4"/>
-              <w:bottom w:val="single" w:color="999999" w:sz="4"/>
-              <w:right w:val="single" w:color="999999" w:sz="4"/>
-            </w:tcBorders>
-            <w:shd w:fill="E8E8E8" w:val="clear"/>
-          </w:tcPr>
-          <w:p>
-            <w:r>
-              <w:rPr>
-                <w:b w:val="0"/>
-              </w:rPr>
-              <w:t>MOM</w:t>
-            </w:r>
-          </w:p>
-        </w:tc>
-        <w:tc>
-          <w:tcPr>
-            <w:tcW w:type="pct" w:w="22%"/>
-            <w:tcBorders>
-              <w:top w:val="single" w:color="999999" w:sz="4"/>
-              <w:left w:val="single" w:color="999999" w:sz="4"/>
-              <w:bottom w:val="single" w:color="999999" w:sz="4"/>
-              <w:right w:val="single" w:color="999999" w:sz="4"/>
-            </w:tcBorders>
-            <w:shd w:fill="E8E8E8" w:val="clear"/>
-          </w:tcPr>
-          <w:p>
-            <w:r>
-              <w:rPr>
-                <w:b w:val="0"/>
-              </w:rPr>
-              <w:t>Management of Medication (NABH SHCO chapter 7)</w:t>
-            </w:r>
-          </w:p>
-        </w:tc>
-      </w:tr>
-      <w:tr>
-        <w:tc>
-          <w:tcPr>
-            <w:tcW w:type="pct" w:w="22%"/>
-            <w:tcBorders>
-              <w:top w:val="single" w:color="999999" w:sz="4"/>
-              <w:left w:val="single" w:color="999999" w:sz="4"/>
-              <w:bottom w:val="single" w:color="999999" w:sz="4"/>
-              <w:right w:val="single" w:color="999999" w:sz="4"/>
-            </w:tcBorders>
-            <w:shd w:fill="E8E8E8" w:val="clear"/>
-          </w:tcPr>
-          <w:p>
-            <w:r>
-              <w:rPr>
-                <w:b w:val="0"/>
-              </w:rPr>
-              <w:t>NABH</w:t>
-            </w:r>
-          </w:p>
-        </w:tc>
-        <w:tc>
-          <w:tcPr>
-            <w:tcW w:type="pct" w:w="22%"/>
-            <w:tcBorders>
-              <w:top w:val="single" w:color="999999" w:sz="4"/>
-              <w:left w:val="single" w:color="999999" w:sz="4"/>
-              <w:bottom w:val="single" w:color="999999" w:sz="4"/>
-              <w:right w:val="single" w:color="999999" w:sz="4"/>
-            </w:tcBorders>
-            <w:shd w:fill="E8E8E8" w:val="clear"/>
-          </w:tcPr>
-          <w:p>
-            <w:r>
-              <w:rPr>
-                <w:b w:val="0"/>
-              </w:rPr>
-              <w:t>National Accreditation Board for Hospitals and Healthcare Providers</w:t>
-            </w:r>
-          </w:p>
-        </w:tc>
-      </w:tr>
-      <w:tr>
-        <w:tc>
-          <w:tcPr>
-            <w:tcW w:type="pct" w:w="22%"/>
-            <w:tcBorders>
-              <w:top w:val="single" w:color="999999" w:sz="4"/>
-              <w:left w:val="single" w:color="999999" w:sz="4"/>
-              <w:bottom w:val="single" w:color="999999" w:sz="4"/>
-              <w:right w:val="single" w:color="999999" w:sz="4"/>
-            </w:tcBorders>
-            <w:shd w:fill="E8E8E8" w:val="clear"/>
-          </w:tcPr>
-          <w:p>
-            <w:r>
-              <w:rPr>
-                <w:b w:val="0"/>
-              </w:rPr>
-              <w:t>OE</w:t>
-            </w:r>
-          </w:p>
-        </w:tc>
-        <w:tc>
-          <w:tcPr>
-            <w:tcW w:type="pct" w:w="22%"/>
-            <w:tcBorders>
-              <w:top w:val="single" w:color="999999" w:sz="4"/>
-              <w:left w:val="single" w:color="999999" w:sz="4"/>
-              <w:bottom w:val="single" w:color="999999" w:sz="4"/>
-              <w:right w:val="single" w:color="999999" w:sz="4"/>
-            </w:tcBorders>
-            <w:shd w:fill="E8E8E8" w:val="clear"/>
-          </w:tcPr>
-          <w:p>
-            <w:r>
-              <w:rPr>
-                <w:b w:val="0"/>
-              </w:rPr>
-              <w:t>objective element</w:t>
-            </w:r>
-          </w:p>
-        </w:tc>
-      </w:tr>
-      <w:tr>
-        <w:tc>
-          <w:tcPr>
-            <w:tcW w:type="pct" w:w="22%"/>
-            <w:tcBorders>
-              <w:top w:val="single" w:color="999999" w:sz="4"/>
-              <w:left w:val="single" w:color="999999" w:sz="4"/>
-              <w:bottom w:val="single" w:color="999999" w:sz="4"/>
-              <w:right w:val="single" w:color="999999" w:sz="4"/>
-            </w:tcBorders>
-            <w:shd w:fill="E8E8E8" w:val="clear"/>
-          </w:tcPr>
-          <w:p>
-            <w:r>
-              <w:rPr>
-                <w:b w:val="0"/>
-              </w:rPr>
-              <w:t>PSQ</w:t>
-            </w:r>
-          </w:p>
-        </w:tc>
-        <w:tc>
-          <w:tcPr>
-            <w:tcW w:type="pct" w:w="22%"/>
-            <w:tcBorders>
-              <w:top w:val="single" w:color="999999" w:sz="4"/>
-              <w:left w:val="single" w:color="999999" w:sz="4"/>
-              <w:bottom w:val="single" w:color="999999" w:sz="4"/>
-              <w:right w:val="single" w:color="999999" w:sz="4"/>
-            </w:tcBorders>
-            <w:shd w:fill="E8E8E8" w:val="clear"/>
-          </w:tcPr>
-          <w:p>
-            <w:r>
-              <w:rPr>
-                <w:b w:val="0"/>
-              </w:rPr>
-              <w:t>Patient Safety and Quality Improvement (NABH SHCO chapter 3)</w:t>
-            </w:r>
-          </w:p>
-        </w:tc>
-      </w:tr>
-      <w:tr>
-        <w:tc>
-          <w:tcPr>
-            <w:tcW w:type="pct" w:w="22%"/>
-            <w:tcBorders>
-              <w:top w:val="single" w:color="999999" w:sz="4"/>
-              <w:left w:val="single" w:color="999999" w:sz="4"/>
-              <w:bottom w:val="single" w:color="999999" w:sz="4"/>
-              <w:right w:val="single" w:color="999999" w:sz="4"/>
-            </w:tcBorders>
-            <w:shd w:fill="E8E8E8" w:val="clear"/>
-          </w:tcPr>
-          <w:p>
-            <w:r>
-              <w:rPr>
-                <w:b w:val="0"/>
-              </w:rPr>
-              <w:t>PvPI</w:t>
-            </w:r>
-          </w:p>
-        </w:tc>
-        <w:tc>
-          <w:tcPr>
-            <w:tcW w:type="pct" w:w="22%"/>
-            <w:tcBorders>
-              <w:top w:val="single" w:color="999999" w:sz="4"/>
-              <w:left w:val="single" w:color="999999" w:sz="4"/>
-              <w:bottom w:val="single" w:color="999999" w:sz="4"/>
-              <w:right w:val="single" w:color="999999" w:sz="4"/>
-            </w:tcBorders>
-            <w:shd w:fill="E8E8E8" w:val="clear"/>
-          </w:tcPr>
-          <w:p>
-            <w:r>
-              <w:rPr>
-                <w:b w:val="0"/>
-              </w:rPr>
-              <w:t>Pharmacovigilance Programme of India</w:t>
-            </w:r>
-          </w:p>
-        </w:tc>
-      </w:tr>
-      <w:tr>
-        <w:tc>
-          <w:tcPr>
-            <w:tcW w:type="pct" w:w="22%"/>
-            <w:tcBorders>
-              <w:top w:val="single" w:color="999999" w:sz="4"/>
-              <w:left w:val="single" w:color="999999" w:sz="4"/>
-              <w:bottom w:val="single" w:color="999999" w:sz="4"/>
-              <w:right w:val="single" w:color="999999" w:sz="4"/>
-            </w:tcBorders>
-            <w:shd w:fill="E8E8E8" w:val="clear"/>
-          </w:tcPr>
-          <w:p>
-            <w:r>
-              <w:rPr>
-                <w:b w:val="0"/>
-              </w:rPr>
-              <w:t>SHCO</w:t>
-            </w:r>
-          </w:p>
-        </w:tc>
-        <w:tc>
-          <w:tcPr>
-            <w:tcW w:type="pct" w:w="22%"/>
-            <w:tcBorders>
-              <w:top w:val="single" w:color="999999" w:sz="4"/>
-              <w:left w:val="single" w:color="999999" w:sz="4"/>
-              <w:bottom w:val="single" w:color="999999" w:sz="4"/>
-              <w:right w:val="single" w:color="999999" w:sz="4"/>
-            </w:tcBorders>
-            <w:shd w:fill="E8E8E8" w:val="clear"/>
-          </w:tcPr>
-          <w:p>
-            <w:r>
-              <w:rPr>
-                <w:b w:val="0"/>
-              </w:rPr>
-              <w:t>Standards for Small Healthcare Organisations</w:t>
-            </w:r>
-          </w:p>
-        </w:tc>
-      </w:tr>
-    </w:tbl>
-    <w:p>
-      <w:pPr>
-        <w:pStyle w:val="Heading1"/>
-        <w:spacing w:after="120" w:before="280"/>
-      </w:pPr>
-      <w:r>
-        <w:t>11. Traceability to NABH SHCO 3rd Edition MOM.7</w:t>
-      </w:r>
-    </w:p>
-    <w:p>
-      <w:pPr>
-        <w:spacing w:after="120"/>
-      </w:pPr>
-      <w:r>
-        <w:rPr>
-          <w:i/>
-          <w:iCs/>
-          <w:sz w:val="20"/>
-          <w:szCs w:val="20"/>
-        </w:rPr>
-        <w:t xml:space="preserve">This table is an index. It is not how the policy is organised.</w:t>
-      </w:r>
-    </w:p>
     <w:p>
       <w:pPr>
         <w:pStyle w:val="Heading1"/>

--- a/policies/build/masters/MOM.7_v2_master.docx
+++ b/policies/build/masters/MOM.7_v2_master.docx
@@ -677,7 +677,7 @@
           <w:sz w:val="22"/>
           <w:szCs w:val="22"/>
         </w:rPr>
-        <w:t xml:space="preserve">It covers MOM.7.a–e.</w:t>
+        <w:t>It covers five elements.</w:t>
       </w:r>
     </w:p>
     <w:p>
@@ -689,7 +689,7 @@
           <w:sz w:val="22"/>
           <w:szCs w:val="22"/>
         </w:rPr>
-        <w:t xml:space="preserve">Boundary: medication events captured here feed into the PSQ.5 general incident reporting system. This policy owns the medication-specific capture and analysis; PSQ.5 owns the organisation-wide incident system.</w:t>
+        <w:t>Medication events captured here feed into the hospital's general incident reporting system. This policy covers the medication-specific capture and analysis; the general incident policy covers the organisation-wide incident system.</w:t>
       </w:r>
     </w:p>
     <w:p>
@@ -722,7 +722,7 @@
           <w:sz w:val="22"/>
           <w:szCs w:val="22"/>
         </w:rPr>
-        <w:t xml:space="preserve">It covers MOM.7.a–e: post-administration monitoring; medication changes; capture of near-misses, medication errors and adverse drug reactions; reporting and analysis; and corrective and preventive action.</w:t>
+        <w:t>It covers five elements: post-administration monitoring; medication changes; capture of near-misses, medication errors and adverse drug reactions; reporting and analysis; and corrective and preventive action.</w:t>
       </w:r>
     </w:p>
     <w:p>
@@ -755,7 +755,7 @@
           <w:sz w:val="22"/>
           <w:szCs w:val="22"/>
         </w:rPr>
-        <w:t xml:space="preserve">«Hospital Name» captures near-misses, medication errors and adverse drug reactions, reports and analyses them within a defined time frame, and takes corrective and preventive action. Medication events also feed into PSQ.5.</w:t>
+        <w:t>«Hospital Name» captures near-misses, medication errors and adverse drug reactions, reports and analyses them within a defined time frame, and takes corrective and preventive action. Medication events also feed into the hospital's general incident reporting system.</w:t>
       </w:r>
     </w:p>
     <w:p>
@@ -947,7 +947,7 @@
           <w:sz w:val="22"/>
           <w:szCs w:val="22"/>
         </w:rPr>
-        <w:t xml:space="preserve">When monitoring reveals an adverse effect, inadequate response or a change in patient condition, the treating doctor reviews the medication order and makes changes as clinically appropriate. Changes are documented as a new order (MOM.4) and communicated to the nurse and pharmacist.</w:t>
+        <w:t>When monitoring reveals an adverse effect, inadequate response or a change in patient condition, the treating doctor reviews the medication order and makes changes as clinically appropriate. Changes are documented as a new order and communicated to the nurse and pharmacist.</w:t>
       </w:r>
     </w:p>
     <w:p>
@@ -1004,7 +1004,7 @@
           <w:sz w:val="22"/>
           <w:szCs w:val="22"/>
         </w:rPr>
-        <w:t xml:space="preserve">Every event is documented on the «medication incident form» which includes: patient name and ID, date and time, medication involved, description of event, severity assessment, and immediate action taken. The form is submitted to the «Pharmacy In-Charge» and a copy entered into the PSQ.5 incident system.</w:t>
+        <w:t>Every event is documented on the «medication incident form» which includes: patient name and ID, date and time, medication involved, description of event, severity assessment, and immediate action taken. The form is submitted to the «Pharmacy In-Charge» and a copy entered into the hospital's general incident reporting system.</w:t>
       </w:r>
     </w:p>
     <w:p>
@@ -1049,7 +1049,7 @@
           <w:sz w:val="22"/>
           <w:szCs w:val="22"/>
         </w:rPr>
-        <w:t xml:space="preserve">Analysis uses «root-cause analysis for serious events and trend analysis for aggregate data». Findings are presented to the Multidisciplinary Medication Committee «quarterly» and to PSQ.5 as applicable.</w:t>
+        <w:t>Analysis uses «root-cause analysis for serious events and trend analysis for aggregate data». Findings are presented to the Multidisciplinary Medication Committee «quarterly» and to the general incident-reporting system as applicable.</w:t>
       </w:r>
     </w:p>
     <w:p>
@@ -1336,7 +1336,7 @@
           <w:sz w:val="22"/>
           <w:szCs w:val="22"/>
         </w:rPr>
-        <w:t xml:space="preserve">Tracks CAPA to closure; maintains aggregate trend data; links to PSQ.5.</w:t>
+        <w:t>Tracks CAPA to closure; maintains aggregate trend data; links to the general incident-reporting system.</w:t>
       </w:r>
     </w:p>
     <w:p>
@@ -1471,7 +1471,7 @@
           <w:sz w:val="22"/>
           <w:szCs w:val="22"/>
         </w:rPr>
-        <w:t xml:space="preserve">PSQ.5 cross-reference: medication events entered into the general system.</w:t>
+        <w:t>Cross-reference: medication events entered into the general incident-reporting system.</w:t>
       </w:r>
     </w:p>
     <w:p>
@@ -1495,7 +1495,7 @@
           <w:sz w:val="22"/>
           <w:szCs w:val="22"/>
         </w:rPr>
-        <w:t xml:space="preserve">This policy is reviewed «annually», and sooner when MOM.6 or PSQ.5 is revised.</w:t>
+        <w:t>This policy is reviewed «annually», and sooner when the administration policy or the incident-reporting policy is revised.</w:t>
       </w:r>
     </w:p>
     <w:p>

--- a/policies/build/masters/MOM.7_v2_master.docx
+++ b/policies/build/masters/MOM.7_v2_master.docx
@@ -3973,8 +3973,23 @@
           <w:sz w:val="22"/>
           <w:szCs w:val="22"/>
         </w:rPr>
-        <w:t xml:space="preserve">National Accreditation Board for Hospitals and Healthcare Providers (NABH), Standards for Small Healthcare Organisations, 3rd Edition — Management of Medication chapter, standard MOM.7.</w:t>
-      </w:r>
+      </w:r>
+      <w:r>
+        <w:rPr>
+          <w:sz w:val="22"/>
+        </w:rPr>
+        <w:t xml:space="preserve">National Accreditation Board for Hospitals &amp; Healthcare Providers. (2022). Standards for small healthcare organisations (3rd ed.) — Management of Medication chapter, standard MOM.7. </w:t>
+      </w:r>
+      <w:hyperlink r:id="rId9">
+        <w:r>
+          <w:rPr>
+            <w:rStyle w:val="Hyperlink"/>
+            <w:sz w:val="22"/>
+            <w:szCs w:val="22"/>
+          </w:rPr>
+          <w:t>https://nabh.co/programmes/small-healthcare-organisation-shco-accreditation-programme/</w:t>
+        </w:r>
+      </w:hyperlink>
     </w:p>
     <w:p>
       <w:pPr>
